--- a/docs/Reporte_Final_SOFIA.docx
+++ b/docs/Reporte_Final_SOFIA.docx
@@ -251,7 +251,7 @@
                 <w:sz w:val="20"/>
                 <w:szCs w:val="20"/>
               </w:rPr>
-              <w:t xml:space="preserve">1.0 — Presentación Final</w:t>
+              <w:t xml:space="preserve">1.1 — Junio 2026 (Tests + Benchmarks)</w:t>
             </w:r>
           </w:p>
         </w:tc>
@@ -8695,7 +8695,2175 @@
           <w:sz w:val="26"/>
           <w:szCs w:val="26"/>
         </w:rPr>
-        <w:t xml:space="preserve">7.3 Prueba de Estrés — Fugas de Memoria</w:t>
+        <w:t xml:space="preserve">7.3 Suite de Pruebas Automatizadas (pytest)</w:t>
+      </w:r>
+    </w:p>
+    <w:p>
+      <w:pPr>
+        <w:spacing w:after="80" w:before="60"/>
+      </w:pPr>
+      <w:r>
+        <w:rPr>
+          <w:color w:val="1A1F36"/>
+          <w:sz w:val="20"/>
+          <w:szCs w:val="20"/>
+        </w:rPr>
+        <w:t xml:space="preserve">Se implementó una suite de 193 pruebas unitarias e integración en 8 archivos bajo tests/. Todas usan mocks de hardware (micrófono, GPU, red) y pueden ejecutarse en cualquier equipo. Comando: python -m pytest tests/ -v</w:t>
+      </w:r>
+    </w:p>
+    <w:p>
+      <w:pPr>
+        <w:spacing w:after="60" w:before="0"/>
+      </w:pPr>
+    </w:p>
+    <w:tbl>
+      <w:tblPr>
+        <w:tblW w:type="dxa" w:w="9026"/>
+        <w:tblBorders>
+          <w:top w:val="single" w:color="auto" w:sz="4"/>
+          <w:left w:val="single" w:color="auto" w:sz="4"/>
+          <w:bottom w:val="single" w:color="auto" w:sz="4"/>
+          <w:right w:val="single" w:color="auto" w:sz="4"/>
+          <w:insideH w:val="single" w:color="auto" w:sz="4"/>
+          <w:insideV w:val="single" w:color="auto" w:sz="4"/>
+        </w:tblBorders>
+      </w:tblPr>
+      <w:tblGrid>
+        <w:gridCol w:w="3800"/>
+        <w:gridCol w:w="1200"/>
+        <w:gridCol w:w="4026"/>
+      </w:tblGrid>
+      <w:tr>
+        <w:tc>
+          <w:tcPr>
+            <w:tcW w:type="dxa" w:w="3800"/>
+            <w:tcBorders>
+              <w:top w:val="single" w:color="CCCCCC" w:sz="1"/>
+              <w:left w:val="single" w:color="CCCCCC" w:sz="1"/>
+              <w:bottom w:val="single" w:color="CCCCCC" w:sz="1"/>
+              <w:right w:val="single" w:color="CCCCCC" w:sz="1"/>
+            </w:tcBorders>
+            <w:shd w:fill="0F1220" w:val="clear"/>
+            <w:tcMar>
+              <w:top w:type="dxa" w:w="100"/>
+              <w:left w:type="dxa" w:w="120"/>
+              <w:bottom w:type="dxa" w:w="100"/>
+              <w:right w:type="dxa" w:w="120"/>
+            </w:tcMar>
+          </w:tcPr>
+          <w:p>
+            <w:r>
+              <w:rPr>
+                <w:b/>
+                <w:bCs/>
+                <w:color w:val="FFFFFF"/>
+                <w:sz w:val="20"/>
+                <w:szCs w:val="20"/>
+              </w:rPr>
+              <w:t xml:space="preserve">Archivo de tests</w:t>
+            </w:r>
+          </w:p>
+        </w:tc>
+        <w:tc>
+          <w:tcPr>
+            <w:tcW w:type="dxa" w:w="1200"/>
+            <w:tcBorders>
+              <w:top w:val="single" w:color="CCCCCC" w:sz="1"/>
+              <w:left w:val="single" w:color="CCCCCC" w:sz="1"/>
+              <w:bottom w:val="single" w:color="CCCCCC" w:sz="1"/>
+              <w:right w:val="single" w:color="CCCCCC" w:sz="1"/>
+            </w:tcBorders>
+            <w:shd w:fill="0F1220" w:val="clear"/>
+            <w:tcMar>
+              <w:top w:type="dxa" w:w="100"/>
+              <w:left w:type="dxa" w:w="120"/>
+              <w:bottom w:type="dxa" w:w="100"/>
+              <w:right w:type="dxa" w:w="120"/>
+            </w:tcMar>
+          </w:tcPr>
+          <w:p>
+            <w:r>
+              <w:rPr>
+                <w:b/>
+                <w:bCs/>
+                <w:color w:val="FFFFFF"/>
+                <w:sz w:val="20"/>
+                <w:szCs w:val="20"/>
+              </w:rPr>
+              <w:t xml:space="preserve">Tests</w:t>
+            </w:r>
+          </w:p>
+        </w:tc>
+        <w:tc>
+          <w:tcPr>
+            <w:tcW w:type="dxa" w:w="4026"/>
+            <w:tcBorders>
+              <w:top w:val="single" w:color="CCCCCC" w:sz="1"/>
+              <w:left w:val="single" w:color="CCCCCC" w:sz="1"/>
+              <w:bottom w:val="single" w:color="CCCCCC" w:sz="1"/>
+              <w:right w:val="single" w:color="CCCCCC" w:sz="1"/>
+            </w:tcBorders>
+            <w:shd w:fill="0F1220" w:val="clear"/>
+            <w:tcMar>
+              <w:top w:type="dxa" w:w="100"/>
+              <w:left w:type="dxa" w:w="120"/>
+              <w:bottom w:type="dxa" w:w="100"/>
+              <w:right w:type="dxa" w:w="120"/>
+            </w:tcMar>
+          </w:tcPr>
+          <w:p>
+            <w:r>
+              <w:rPr>
+                <w:b/>
+                <w:bCs/>
+                <w:color w:val="FFFFFF"/>
+                <w:sz w:val="20"/>
+                <w:szCs w:val="20"/>
+              </w:rPr>
+              <w:t xml:space="preserve">Resultado</w:t>
+            </w:r>
+          </w:p>
+        </w:tc>
+      </w:tr>
+      <w:tr>
+        <w:tc>
+          <w:tcPr>
+            <w:tcW w:type="dxa" w:w="3800"/>
+            <w:tcBorders>
+              <w:top w:val="single" w:color="CCCCCC" w:sz="1"/>
+              <w:left w:val="single" w:color="CCCCCC" w:sz="1"/>
+              <w:bottom w:val="single" w:color="CCCCCC" w:sz="1"/>
+              <w:right w:val="single" w:color="CCCCCC" w:sz="1"/>
+            </w:tcBorders>
+            <w:shd w:fill="EEEEFF" w:val="clear"/>
+            <w:tcMar>
+              <w:top w:type="dxa" w:w="100"/>
+              <w:left w:type="dxa" w:w="120"/>
+              <w:bottom w:type="dxa" w:w="100"/>
+              <w:right w:type="dxa" w:w="120"/>
+            </w:tcMar>
+          </w:tcPr>
+          <w:p>
+            <w:r>
+              <w:rPr>
+                <w:color w:val="1A1F36"/>
+                <w:sz w:val="20"/>
+                <w:szCs w:val="20"/>
+              </w:rPr>
+              <w:t xml:space="preserve">test_router.py</w:t>
+            </w:r>
+          </w:p>
+        </w:tc>
+        <w:tc>
+          <w:tcPr>
+            <w:tcW w:type="dxa" w:w="1200"/>
+            <w:tcBorders>
+              <w:top w:val="single" w:color="CCCCCC" w:sz="1"/>
+              <w:left w:val="single" w:color="CCCCCC" w:sz="1"/>
+              <w:bottom w:val="single" w:color="CCCCCC" w:sz="1"/>
+              <w:right w:val="single" w:color="CCCCCC" w:sz="1"/>
+            </w:tcBorders>
+            <w:shd w:fill="EEEEFF" w:val="clear"/>
+            <w:tcMar>
+              <w:top w:type="dxa" w:w="100"/>
+              <w:left w:type="dxa" w:w="120"/>
+              <w:bottom w:type="dxa" w:w="100"/>
+              <w:right w:type="dxa" w:w="120"/>
+            </w:tcMar>
+          </w:tcPr>
+          <w:p>
+            <w:r>
+              <w:rPr>
+                <w:color w:val="1A1F36"/>
+                <w:sz w:val="20"/>
+                <w:szCs w:val="20"/>
+              </w:rPr>
+              <w:t xml:space="preserve">27</w:t>
+            </w:r>
+          </w:p>
+        </w:tc>
+        <w:tc>
+          <w:tcPr>
+            <w:tcW w:type="dxa" w:w="4026"/>
+            <w:tcBorders>
+              <w:top w:val="single" w:color="CCCCCC" w:sz="1"/>
+              <w:left w:val="single" w:color="CCCCCC" w:sz="1"/>
+              <w:bottom w:val="single" w:color="CCCCCC" w:sz="1"/>
+              <w:right w:val="single" w:color="CCCCCC" w:sz="1"/>
+            </w:tcBorders>
+            <w:shd w:fill="EEEEFF" w:val="clear"/>
+            <w:tcMar>
+              <w:top w:type="dxa" w:w="100"/>
+              <w:left w:type="dxa" w:w="120"/>
+              <w:bottom w:type="dxa" w:w="100"/>
+              <w:right w:type="dxa" w:w="120"/>
+            </w:tcMar>
+          </w:tcPr>
+          <w:p>
+            <w:r>
+              <w:rPr>
+                <w:color w:val="1A1F36"/>
+                <w:sz w:val="20"/>
+                <w:szCs w:val="20"/>
+              </w:rPr>
+              <w:t xml:space="preserve">OK — 27/27</w:t>
+            </w:r>
+          </w:p>
+        </w:tc>
+      </w:tr>
+      <w:tr>
+        <w:tc>
+          <w:tcPr>
+            <w:tcW w:type="dxa" w:w="3800"/>
+            <w:tcBorders>
+              <w:top w:val="single" w:color="CCCCCC" w:sz="1"/>
+              <w:left w:val="single" w:color="CCCCCC" w:sz="1"/>
+              <w:bottom w:val="single" w:color="CCCCCC" w:sz="1"/>
+              <w:right w:val="single" w:color="CCCCCC" w:sz="1"/>
+            </w:tcBorders>
+            <w:shd w:fill="F8F9FC" w:val="clear"/>
+            <w:tcMar>
+              <w:top w:type="dxa" w:w="100"/>
+              <w:left w:type="dxa" w:w="120"/>
+              <w:bottom w:type="dxa" w:w="100"/>
+              <w:right w:type="dxa" w:w="120"/>
+            </w:tcMar>
+          </w:tcPr>
+          <w:p>
+            <w:r>
+              <w:rPr>
+                <w:color w:val="1A1F36"/>
+                <w:sz w:val="20"/>
+                <w:szCs w:val="20"/>
+              </w:rPr>
+              <w:t xml:space="preserve">test_memoria.py</w:t>
+            </w:r>
+          </w:p>
+        </w:tc>
+        <w:tc>
+          <w:tcPr>
+            <w:tcW w:type="dxa" w:w="1200"/>
+            <w:tcBorders>
+              <w:top w:val="single" w:color="CCCCCC" w:sz="1"/>
+              <w:left w:val="single" w:color="CCCCCC" w:sz="1"/>
+              <w:bottom w:val="single" w:color="CCCCCC" w:sz="1"/>
+              <w:right w:val="single" w:color="CCCCCC" w:sz="1"/>
+            </w:tcBorders>
+            <w:shd w:fill="F8F9FC" w:val="clear"/>
+            <w:tcMar>
+              <w:top w:type="dxa" w:w="100"/>
+              <w:left w:type="dxa" w:w="120"/>
+              <w:bottom w:type="dxa" w:w="100"/>
+              <w:right w:type="dxa" w:w="120"/>
+            </w:tcMar>
+          </w:tcPr>
+          <w:p>
+            <w:r>
+              <w:rPr>
+                <w:color w:val="1A1F36"/>
+                <w:sz w:val="20"/>
+                <w:szCs w:val="20"/>
+              </w:rPr>
+              <w:t xml:space="preserve">31</w:t>
+            </w:r>
+          </w:p>
+        </w:tc>
+        <w:tc>
+          <w:tcPr>
+            <w:tcW w:type="dxa" w:w="4026"/>
+            <w:tcBorders>
+              <w:top w:val="single" w:color="CCCCCC" w:sz="1"/>
+              <w:left w:val="single" w:color="CCCCCC" w:sz="1"/>
+              <w:bottom w:val="single" w:color="CCCCCC" w:sz="1"/>
+              <w:right w:val="single" w:color="CCCCCC" w:sz="1"/>
+            </w:tcBorders>
+            <w:shd w:fill="F8F9FC" w:val="clear"/>
+            <w:tcMar>
+              <w:top w:type="dxa" w:w="100"/>
+              <w:left w:type="dxa" w:w="120"/>
+              <w:bottom w:type="dxa" w:w="100"/>
+              <w:right w:type="dxa" w:w="120"/>
+            </w:tcMar>
+          </w:tcPr>
+          <w:p>
+            <w:r>
+              <w:rPr>
+                <w:color w:val="1A1F36"/>
+                <w:sz w:val="20"/>
+                <w:szCs w:val="20"/>
+              </w:rPr>
+              <w:t xml:space="preserve">OK — 31/31</w:t>
+            </w:r>
+          </w:p>
+        </w:tc>
+      </w:tr>
+      <w:tr>
+        <w:tc>
+          <w:tcPr>
+            <w:tcW w:type="dxa" w:w="3800"/>
+            <w:tcBorders>
+              <w:top w:val="single" w:color="CCCCCC" w:sz="1"/>
+              <w:left w:val="single" w:color="CCCCCC" w:sz="1"/>
+              <w:bottom w:val="single" w:color="CCCCCC" w:sz="1"/>
+              <w:right w:val="single" w:color="CCCCCC" w:sz="1"/>
+            </w:tcBorders>
+            <w:shd w:fill="EEEEFF" w:val="clear"/>
+            <w:tcMar>
+              <w:top w:type="dxa" w:w="100"/>
+              <w:left w:type="dxa" w:w="120"/>
+              <w:bottom w:type="dxa" w:w="100"/>
+              <w:right w:type="dxa" w:w="120"/>
+            </w:tcMar>
+          </w:tcPr>
+          <w:p>
+            <w:r>
+              <w:rPr>
+                <w:color w:val="1A1F36"/>
+                <w:sz w:val="20"/>
+                <w:szCs w:val="20"/>
+              </w:rPr>
+              <w:t xml:space="preserve">test_context_manager.py</w:t>
+            </w:r>
+          </w:p>
+        </w:tc>
+        <w:tc>
+          <w:tcPr>
+            <w:tcW w:type="dxa" w:w="1200"/>
+            <w:tcBorders>
+              <w:top w:val="single" w:color="CCCCCC" w:sz="1"/>
+              <w:left w:val="single" w:color="CCCCCC" w:sz="1"/>
+              <w:bottom w:val="single" w:color="CCCCCC" w:sz="1"/>
+              <w:right w:val="single" w:color="CCCCCC" w:sz="1"/>
+            </w:tcBorders>
+            <w:shd w:fill="EEEEFF" w:val="clear"/>
+            <w:tcMar>
+              <w:top w:type="dxa" w:w="100"/>
+              <w:left w:type="dxa" w:w="120"/>
+              <w:bottom w:type="dxa" w:w="100"/>
+              <w:right w:type="dxa" w:w="120"/>
+            </w:tcMar>
+          </w:tcPr>
+          <w:p>
+            <w:r>
+              <w:rPr>
+                <w:color w:val="1A1F36"/>
+                <w:sz w:val="20"/>
+                <w:szCs w:val="20"/>
+              </w:rPr>
+              <w:t xml:space="preserve">22</w:t>
+            </w:r>
+          </w:p>
+        </w:tc>
+        <w:tc>
+          <w:tcPr>
+            <w:tcW w:type="dxa" w:w="4026"/>
+            <w:tcBorders>
+              <w:top w:val="single" w:color="CCCCCC" w:sz="1"/>
+              <w:left w:val="single" w:color="CCCCCC" w:sz="1"/>
+              <w:bottom w:val="single" w:color="CCCCCC" w:sz="1"/>
+              <w:right w:val="single" w:color="CCCCCC" w:sz="1"/>
+            </w:tcBorders>
+            <w:shd w:fill="EEEEFF" w:val="clear"/>
+            <w:tcMar>
+              <w:top w:type="dxa" w:w="100"/>
+              <w:left w:type="dxa" w:w="120"/>
+              <w:bottom w:type="dxa" w:w="100"/>
+              <w:right w:type="dxa" w:w="120"/>
+            </w:tcMar>
+          </w:tcPr>
+          <w:p>
+            <w:r>
+              <w:rPr>
+                <w:color w:val="1A1F36"/>
+                <w:sz w:val="20"/>
+                <w:szCs w:val="20"/>
+              </w:rPr>
+              <w:t xml:space="preserve">OK — 22/22</w:t>
+            </w:r>
+          </w:p>
+        </w:tc>
+      </w:tr>
+      <w:tr>
+        <w:tc>
+          <w:tcPr>
+            <w:tcW w:type="dxa" w:w="3800"/>
+            <w:tcBorders>
+              <w:top w:val="single" w:color="CCCCCC" w:sz="1"/>
+              <w:left w:val="single" w:color="CCCCCC" w:sz="1"/>
+              <w:bottom w:val="single" w:color="CCCCCC" w:sz="1"/>
+              <w:right w:val="single" w:color="CCCCCC" w:sz="1"/>
+            </w:tcBorders>
+            <w:shd w:fill="F8F9FC" w:val="clear"/>
+            <w:tcMar>
+              <w:top w:type="dxa" w:w="100"/>
+              <w:left w:type="dxa" w:w="120"/>
+              <w:bottom w:type="dxa" w:w="100"/>
+              <w:right w:type="dxa" w:w="120"/>
+            </w:tcMar>
+          </w:tcPr>
+          <w:p>
+            <w:r>
+              <w:rPr>
+                <w:color w:val="1A1F36"/>
+                <w:sz w:val="20"/>
+                <w:szCs w:val="20"/>
+              </w:rPr>
+              <w:t xml:space="preserve">test_ia_filtros.py</w:t>
+            </w:r>
+          </w:p>
+        </w:tc>
+        <w:tc>
+          <w:tcPr>
+            <w:tcW w:type="dxa" w:w="1200"/>
+            <w:tcBorders>
+              <w:top w:val="single" w:color="CCCCCC" w:sz="1"/>
+              <w:left w:val="single" w:color="CCCCCC" w:sz="1"/>
+              <w:bottom w:val="single" w:color="CCCCCC" w:sz="1"/>
+              <w:right w:val="single" w:color="CCCCCC" w:sz="1"/>
+            </w:tcBorders>
+            <w:shd w:fill="F8F9FC" w:val="clear"/>
+            <w:tcMar>
+              <w:top w:type="dxa" w:w="100"/>
+              <w:left w:type="dxa" w:w="120"/>
+              <w:bottom w:type="dxa" w:w="100"/>
+              <w:right w:type="dxa" w:w="120"/>
+            </w:tcMar>
+          </w:tcPr>
+          <w:p>
+            <w:r>
+              <w:rPr>
+                <w:color w:val="1A1F36"/>
+                <w:sz w:val="20"/>
+                <w:szCs w:val="20"/>
+              </w:rPr>
+              <w:t xml:space="preserve">21</w:t>
+            </w:r>
+          </w:p>
+        </w:tc>
+        <w:tc>
+          <w:tcPr>
+            <w:tcW w:type="dxa" w:w="4026"/>
+            <w:tcBorders>
+              <w:top w:val="single" w:color="CCCCCC" w:sz="1"/>
+              <w:left w:val="single" w:color="CCCCCC" w:sz="1"/>
+              <w:bottom w:val="single" w:color="CCCCCC" w:sz="1"/>
+              <w:right w:val="single" w:color="CCCCCC" w:sz="1"/>
+            </w:tcBorders>
+            <w:shd w:fill="F8F9FC" w:val="clear"/>
+            <w:tcMar>
+              <w:top w:type="dxa" w:w="100"/>
+              <w:left w:type="dxa" w:w="120"/>
+              <w:bottom w:type="dxa" w:w="100"/>
+              <w:right w:type="dxa" w:w="120"/>
+            </w:tcMar>
+          </w:tcPr>
+          <w:p>
+            <w:r>
+              <w:rPr>
+                <w:color w:val="1A1F36"/>
+                <w:sz w:val="20"/>
+                <w:szCs w:val="20"/>
+              </w:rPr>
+              <w:t xml:space="preserve">OK — 21/21</w:t>
+            </w:r>
+          </w:p>
+        </w:tc>
+      </w:tr>
+      <w:tr>
+        <w:tc>
+          <w:tcPr>
+            <w:tcW w:type="dxa" w:w="3800"/>
+            <w:tcBorders>
+              <w:top w:val="single" w:color="CCCCCC" w:sz="1"/>
+              <w:left w:val="single" w:color="CCCCCC" w:sz="1"/>
+              <w:bottom w:val="single" w:color="CCCCCC" w:sz="1"/>
+              <w:right w:val="single" w:color="CCCCCC" w:sz="1"/>
+            </w:tcBorders>
+            <w:shd w:fill="EEEEFF" w:val="clear"/>
+            <w:tcMar>
+              <w:top w:type="dxa" w:w="100"/>
+              <w:left w:type="dxa" w:w="120"/>
+              <w:bottom w:type="dxa" w:w="100"/>
+              <w:right w:type="dxa" w:w="120"/>
+            </w:tcMar>
+          </w:tcPr>
+          <w:p>
+            <w:r>
+              <w:rPr>
+                <w:color w:val="1A1F36"/>
+                <w:sz w:val="20"/>
+                <w:szCs w:val="20"/>
+              </w:rPr>
+              <w:t xml:space="preserve">test_skill_tiempo.py</w:t>
+            </w:r>
+          </w:p>
+        </w:tc>
+        <w:tc>
+          <w:tcPr>
+            <w:tcW w:type="dxa" w:w="1200"/>
+            <w:tcBorders>
+              <w:top w:val="single" w:color="CCCCCC" w:sz="1"/>
+              <w:left w:val="single" w:color="CCCCCC" w:sz="1"/>
+              <w:bottom w:val="single" w:color="CCCCCC" w:sz="1"/>
+              <w:right w:val="single" w:color="CCCCCC" w:sz="1"/>
+            </w:tcBorders>
+            <w:shd w:fill="EEEEFF" w:val="clear"/>
+            <w:tcMar>
+              <w:top w:type="dxa" w:w="100"/>
+              <w:left w:type="dxa" w:w="120"/>
+              <w:bottom w:type="dxa" w:w="100"/>
+              <w:right w:type="dxa" w:w="120"/>
+            </w:tcMar>
+          </w:tcPr>
+          <w:p>
+            <w:r>
+              <w:rPr>
+                <w:color w:val="1A1F36"/>
+                <w:sz w:val="20"/>
+                <w:szCs w:val="20"/>
+              </w:rPr>
+              <w:t xml:space="preserve">24</w:t>
+            </w:r>
+          </w:p>
+        </w:tc>
+        <w:tc>
+          <w:tcPr>
+            <w:tcW w:type="dxa" w:w="4026"/>
+            <w:tcBorders>
+              <w:top w:val="single" w:color="CCCCCC" w:sz="1"/>
+              <w:left w:val="single" w:color="CCCCCC" w:sz="1"/>
+              <w:bottom w:val="single" w:color="CCCCCC" w:sz="1"/>
+              <w:right w:val="single" w:color="CCCCCC" w:sz="1"/>
+            </w:tcBorders>
+            <w:shd w:fill="EEEEFF" w:val="clear"/>
+            <w:tcMar>
+              <w:top w:type="dxa" w:w="100"/>
+              <w:left w:type="dxa" w:w="120"/>
+              <w:bottom w:type="dxa" w:w="100"/>
+              <w:right w:type="dxa" w:w="120"/>
+            </w:tcMar>
+          </w:tcPr>
+          <w:p>
+            <w:r>
+              <w:rPr>
+                <w:color w:val="1A1F36"/>
+                <w:sz w:val="20"/>
+                <w:szCs w:val="20"/>
+              </w:rPr>
+              <w:t xml:space="preserve">OK — 24/24</w:t>
+            </w:r>
+          </w:p>
+        </w:tc>
+      </w:tr>
+      <w:tr>
+        <w:tc>
+          <w:tcPr>
+            <w:tcW w:type="dxa" w:w="3800"/>
+            <w:tcBorders>
+              <w:top w:val="single" w:color="CCCCCC" w:sz="1"/>
+              <w:left w:val="single" w:color="CCCCCC" w:sz="1"/>
+              <w:bottom w:val="single" w:color="CCCCCC" w:sz="1"/>
+              <w:right w:val="single" w:color="CCCCCC" w:sz="1"/>
+            </w:tcBorders>
+            <w:shd w:fill="F8F9FC" w:val="clear"/>
+            <w:tcMar>
+              <w:top w:type="dxa" w:w="100"/>
+              <w:left w:type="dxa" w:w="120"/>
+              <w:bottom w:type="dxa" w:w="100"/>
+              <w:right w:type="dxa" w:w="120"/>
+            </w:tcMar>
+          </w:tcPr>
+          <w:p>
+            <w:r>
+              <w:rPr>
+                <w:color w:val="1A1F36"/>
+                <w:sz w:val="20"/>
+                <w:szCs w:val="20"/>
+              </w:rPr>
+              <w:t xml:space="preserve">test_skill_notas.py</w:t>
+            </w:r>
+          </w:p>
+        </w:tc>
+        <w:tc>
+          <w:tcPr>
+            <w:tcW w:type="dxa" w:w="1200"/>
+            <w:tcBorders>
+              <w:top w:val="single" w:color="CCCCCC" w:sz="1"/>
+              <w:left w:val="single" w:color="CCCCCC" w:sz="1"/>
+              <w:bottom w:val="single" w:color="CCCCCC" w:sz="1"/>
+              <w:right w:val="single" w:color="CCCCCC" w:sz="1"/>
+            </w:tcBorders>
+            <w:shd w:fill="F8F9FC" w:val="clear"/>
+            <w:tcMar>
+              <w:top w:type="dxa" w:w="100"/>
+              <w:left w:type="dxa" w:w="120"/>
+              <w:bottom w:type="dxa" w:w="100"/>
+              <w:right w:type="dxa" w:w="120"/>
+            </w:tcMar>
+          </w:tcPr>
+          <w:p>
+            <w:r>
+              <w:rPr>
+                <w:color w:val="1A1F36"/>
+                <w:sz w:val="20"/>
+                <w:szCs w:val="20"/>
+              </w:rPr>
+              <w:t xml:space="preserve">13</w:t>
+            </w:r>
+          </w:p>
+        </w:tc>
+        <w:tc>
+          <w:tcPr>
+            <w:tcW w:type="dxa" w:w="4026"/>
+            <w:tcBorders>
+              <w:top w:val="single" w:color="CCCCCC" w:sz="1"/>
+              <w:left w:val="single" w:color="CCCCCC" w:sz="1"/>
+              <w:bottom w:val="single" w:color="CCCCCC" w:sz="1"/>
+              <w:right w:val="single" w:color="CCCCCC" w:sz="1"/>
+            </w:tcBorders>
+            <w:shd w:fill="F8F9FC" w:val="clear"/>
+            <w:tcMar>
+              <w:top w:type="dxa" w:w="100"/>
+              <w:left w:type="dxa" w:w="120"/>
+              <w:bottom w:type="dxa" w:w="100"/>
+              <w:right w:type="dxa" w:w="120"/>
+            </w:tcMar>
+          </w:tcPr>
+          <w:p>
+            <w:r>
+              <w:rPr>
+                <w:color w:val="1A1F36"/>
+                <w:sz w:val="20"/>
+                <w:szCs w:val="20"/>
+              </w:rPr>
+              <w:t xml:space="preserve">OK — 13/13</w:t>
+            </w:r>
+          </w:p>
+        </w:tc>
+      </w:tr>
+      <w:tr>
+        <w:tc>
+          <w:tcPr>
+            <w:tcW w:type="dxa" w:w="3800"/>
+            <w:tcBorders>
+              <w:top w:val="single" w:color="CCCCCC" w:sz="1"/>
+              <w:left w:val="single" w:color="CCCCCC" w:sz="1"/>
+              <w:bottom w:val="single" w:color="CCCCCC" w:sz="1"/>
+              <w:right w:val="single" w:color="CCCCCC" w:sz="1"/>
+            </w:tcBorders>
+            <w:shd w:fill="EEEEFF" w:val="clear"/>
+            <w:tcMar>
+              <w:top w:type="dxa" w:w="100"/>
+              <w:left w:type="dxa" w:w="120"/>
+              <w:bottom w:type="dxa" w:w="100"/>
+              <w:right w:type="dxa" w:w="120"/>
+            </w:tcMar>
+          </w:tcPr>
+          <w:p>
+            <w:r>
+              <w:rPr>
+                <w:color w:val="1A1F36"/>
+                <w:sz w:val="20"/>
+                <w:szCs w:val="20"/>
+              </w:rPr>
+              <w:t xml:space="preserve">test_skill_clima.py</w:t>
+            </w:r>
+          </w:p>
+        </w:tc>
+        <w:tc>
+          <w:tcPr>
+            <w:tcW w:type="dxa" w:w="1200"/>
+            <w:tcBorders>
+              <w:top w:val="single" w:color="CCCCCC" w:sz="1"/>
+              <w:left w:val="single" w:color="CCCCCC" w:sz="1"/>
+              <w:bottom w:val="single" w:color="CCCCCC" w:sz="1"/>
+              <w:right w:val="single" w:color="CCCCCC" w:sz="1"/>
+            </w:tcBorders>
+            <w:shd w:fill="EEEEFF" w:val="clear"/>
+            <w:tcMar>
+              <w:top w:type="dxa" w:w="100"/>
+              <w:left w:type="dxa" w:w="120"/>
+              <w:bottom w:type="dxa" w:w="100"/>
+              <w:right w:type="dxa" w:w="120"/>
+            </w:tcMar>
+          </w:tcPr>
+          <w:p>
+            <w:r>
+              <w:rPr>
+                <w:color w:val="1A1F36"/>
+                <w:sz w:val="20"/>
+                <w:szCs w:val="20"/>
+              </w:rPr>
+              <w:t xml:space="preserve">19</w:t>
+            </w:r>
+          </w:p>
+        </w:tc>
+        <w:tc>
+          <w:tcPr>
+            <w:tcW w:type="dxa" w:w="4026"/>
+            <w:tcBorders>
+              <w:top w:val="single" w:color="CCCCCC" w:sz="1"/>
+              <w:left w:val="single" w:color="CCCCCC" w:sz="1"/>
+              <w:bottom w:val="single" w:color="CCCCCC" w:sz="1"/>
+              <w:right w:val="single" w:color="CCCCCC" w:sz="1"/>
+            </w:tcBorders>
+            <w:shd w:fill="EEEEFF" w:val="clear"/>
+            <w:tcMar>
+              <w:top w:type="dxa" w:w="100"/>
+              <w:left w:type="dxa" w:w="120"/>
+              <w:bottom w:type="dxa" w:w="100"/>
+              <w:right w:type="dxa" w:w="120"/>
+            </w:tcMar>
+          </w:tcPr>
+          <w:p>
+            <w:r>
+              <w:rPr>
+                <w:color w:val="1A1F36"/>
+                <w:sz w:val="20"/>
+                <w:szCs w:val="20"/>
+              </w:rPr>
+              <w:t xml:space="preserve">OK — 19/19</w:t>
+            </w:r>
+          </w:p>
+        </w:tc>
+      </w:tr>
+      <w:tr>
+        <w:tc>
+          <w:tcPr>
+            <w:tcW w:type="dxa" w:w="3800"/>
+            <w:tcBorders>
+              <w:top w:val="single" w:color="CCCCCC" w:sz="1"/>
+              <w:left w:val="single" w:color="CCCCCC" w:sz="1"/>
+              <w:bottom w:val="single" w:color="CCCCCC" w:sz="1"/>
+              <w:right w:val="single" w:color="CCCCCC" w:sz="1"/>
+            </w:tcBorders>
+            <w:shd w:fill="F8F9FC" w:val="clear"/>
+            <w:tcMar>
+              <w:top w:type="dxa" w:w="100"/>
+              <w:left w:type="dxa" w:w="120"/>
+              <w:bottom w:type="dxa" w:w="100"/>
+              <w:right w:type="dxa" w:w="120"/>
+            </w:tcMar>
+          </w:tcPr>
+          <w:p>
+            <w:r>
+              <w:rPr>
+                <w:color w:val="1A1F36"/>
+                <w:sz w:val="20"/>
+                <w:szCs w:val="20"/>
+              </w:rPr>
+              <w:t xml:space="preserve">test_integracion.py</w:t>
+            </w:r>
+          </w:p>
+        </w:tc>
+        <w:tc>
+          <w:tcPr>
+            <w:tcW w:type="dxa" w:w="1200"/>
+            <w:tcBorders>
+              <w:top w:val="single" w:color="CCCCCC" w:sz="1"/>
+              <w:left w:val="single" w:color="CCCCCC" w:sz="1"/>
+              <w:bottom w:val="single" w:color="CCCCCC" w:sz="1"/>
+              <w:right w:val="single" w:color="CCCCCC" w:sz="1"/>
+            </w:tcBorders>
+            <w:shd w:fill="F8F9FC" w:val="clear"/>
+            <w:tcMar>
+              <w:top w:type="dxa" w:w="100"/>
+              <w:left w:type="dxa" w:w="120"/>
+              <w:bottom w:type="dxa" w:w="100"/>
+              <w:right w:type="dxa" w:w="120"/>
+            </w:tcMar>
+          </w:tcPr>
+          <w:p>
+            <w:r>
+              <w:rPr>
+                <w:color w:val="1A1F36"/>
+                <w:sz w:val="20"/>
+                <w:szCs w:val="20"/>
+              </w:rPr>
+              <w:t xml:space="preserve">36</w:t>
+            </w:r>
+          </w:p>
+        </w:tc>
+        <w:tc>
+          <w:tcPr>
+            <w:tcW w:type="dxa" w:w="4026"/>
+            <w:tcBorders>
+              <w:top w:val="single" w:color="CCCCCC" w:sz="1"/>
+              <w:left w:val="single" w:color="CCCCCC" w:sz="1"/>
+              <w:bottom w:val="single" w:color="CCCCCC" w:sz="1"/>
+              <w:right w:val="single" w:color="CCCCCC" w:sz="1"/>
+            </w:tcBorders>
+            <w:shd w:fill="F8F9FC" w:val="clear"/>
+            <w:tcMar>
+              <w:top w:type="dxa" w:w="100"/>
+              <w:left w:type="dxa" w:w="120"/>
+              <w:bottom w:type="dxa" w:w="100"/>
+              <w:right w:type="dxa" w:w="120"/>
+            </w:tcMar>
+          </w:tcPr>
+          <w:p>
+            <w:r>
+              <w:rPr>
+                <w:color w:val="1A1F36"/>
+                <w:sz w:val="20"/>
+                <w:szCs w:val="20"/>
+              </w:rPr>
+              <w:t xml:space="preserve">OK — 36/36</w:t>
+            </w:r>
+          </w:p>
+        </w:tc>
+      </w:tr>
+      <w:tr>
+        <w:tc>
+          <w:tcPr>
+            <w:tcW w:type="dxa" w:w="3800"/>
+            <w:tcBorders>
+              <w:top w:val="single" w:color="CCCCCC" w:sz="1"/>
+              <w:left w:val="single" w:color="CCCCCC" w:sz="1"/>
+              <w:bottom w:val="single" w:color="CCCCCC" w:sz="1"/>
+              <w:right w:val="single" w:color="CCCCCC" w:sz="1"/>
+            </w:tcBorders>
+            <w:shd w:fill="D4EDDA" w:val="clear"/>
+            <w:tcMar>
+              <w:top w:type="dxa" w:w="100"/>
+              <w:left w:type="dxa" w:w="120"/>
+              <w:bottom w:type="dxa" w:w="100"/>
+              <w:right w:type="dxa" w:w="120"/>
+            </w:tcMar>
+          </w:tcPr>
+          <w:p>
+            <w:r>
+              <w:rPr>
+                <w:b/>
+                <w:bCs/>
+                <w:color w:val="1A1F36"/>
+                <w:sz w:val="20"/>
+                <w:szCs w:val="20"/>
+              </w:rPr>
+              <w:t xml:space="preserve">TOTAL</w:t>
+            </w:r>
+          </w:p>
+        </w:tc>
+        <w:tc>
+          <w:tcPr>
+            <w:tcW w:type="dxa" w:w="1200"/>
+            <w:tcBorders>
+              <w:top w:val="single" w:color="CCCCCC" w:sz="1"/>
+              <w:left w:val="single" w:color="CCCCCC" w:sz="1"/>
+              <w:bottom w:val="single" w:color="CCCCCC" w:sz="1"/>
+              <w:right w:val="single" w:color="CCCCCC" w:sz="1"/>
+            </w:tcBorders>
+            <w:shd w:fill="D4EDDA" w:val="clear"/>
+            <w:tcMar>
+              <w:top w:type="dxa" w:w="100"/>
+              <w:left w:type="dxa" w:w="120"/>
+              <w:bottom w:type="dxa" w:w="100"/>
+              <w:right w:type="dxa" w:w="120"/>
+            </w:tcMar>
+          </w:tcPr>
+          <w:p>
+            <w:r>
+              <w:rPr>
+                <w:b/>
+                <w:bCs/>
+                <w:color w:val="1A1F36"/>
+                <w:sz w:val="20"/>
+                <w:szCs w:val="20"/>
+              </w:rPr>
+              <w:t xml:space="preserve">193</w:t>
+            </w:r>
+          </w:p>
+        </w:tc>
+        <w:tc>
+          <w:tcPr>
+            <w:tcW w:type="dxa" w:w="4026"/>
+            <w:tcBorders>
+              <w:top w:val="single" w:color="CCCCCC" w:sz="1"/>
+              <w:left w:val="single" w:color="CCCCCC" w:sz="1"/>
+              <w:bottom w:val="single" w:color="CCCCCC" w:sz="1"/>
+              <w:right w:val="single" w:color="CCCCCC" w:sz="1"/>
+            </w:tcBorders>
+            <w:shd w:fill="D4EDDA" w:val="clear"/>
+            <w:tcMar>
+              <w:top w:type="dxa" w:w="100"/>
+              <w:left w:type="dxa" w:w="120"/>
+              <w:bottom w:type="dxa" w:w="100"/>
+              <w:right w:type="dxa" w:w="120"/>
+            </w:tcMar>
+          </w:tcPr>
+          <w:p>
+            <w:r>
+              <w:rPr>
+                <w:b/>
+                <w:bCs/>
+                <w:color w:val="1A1F36"/>
+                <w:sz w:val="20"/>
+                <w:szCs w:val="20"/>
+              </w:rPr>
+              <w:t xml:space="preserve">100 % — 193/193 tests</w:t>
+            </w:r>
+          </w:p>
+        </w:tc>
+      </w:tr>
+    </w:tbl>
+    <w:p>
+      <w:pPr>
+        <w:spacing w:after="60" w:before="0"/>
+      </w:pPr>
+    </w:p>
+    <w:p>
+      <w:pPr>
+        <w:spacing w:after="80" w:before="60"/>
+      </w:pPr>
+      <w:r>
+        <w:rPr>
+          <w:color w:val="1A1F36"/>
+          <w:sz w:val="20"/>
+          <w:szCs w:val="20"/>
+        </w:rPr>
+        <w:t xml:space="preserve">Cobertura: enrutamiento por keywords, normalización de tildes/puntuación, persistencia de eventos/alarmas/tareas/notas, filtro _es_incoherente(), clima con HTTP mockeado, y flujos de integración completos Router → Skill → Memoria.</w:t>
+      </w:r>
+    </w:p>
+    <w:p>
+      <w:pPr>
+        <w:spacing w:after="60" w:before="0"/>
+      </w:pPr>
+    </w:p>
+    <w:p>
+      <w:pPr>
+        <w:pStyle w:val="Heading2"/>
+        <w:spacing w:after="140" w:before="280"/>
+      </w:pPr>
+      <w:r>
+        <w:rPr>
+          <w:rFonts w:ascii="Calibri" w:cs="Calibri" w:eastAsia="Calibri" w:hAnsi="Calibri"/>
+          <w:b/>
+          <w:bCs/>
+          <w:color w:val="7C5CFF"/>
+          <w:sz w:val="26"/>
+          <w:szCs w:val="26"/>
+        </w:rPr>
+        <w:t xml:space="preserve">7.4 Benchmarks de Calidad — STT, LLM y Wake-word</w:t>
+      </w:r>
+    </w:p>
+    <w:p>
+      <w:pPr>
+        <w:spacing w:after="80" w:before="60"/>
+      </w:pPr>
+      <w:r>
+        <w:rPr>
+          <w:color w:val="1A1F36"/>
+          <w:sz w:val="20"/>
+          <w:szCs w:val="20"/>
+        </w:rPr>
+        <w:t xml:space="preserve">STT con corpus de 30 frases en 3 condiciones de ruido. WER = Word Error Rate (errores por palabra). La limitación es del modelo Whisper base en español coloquial; configurando SOFIA_WHISPER_MODEL=small el WER bajaría a ~10-15 % con 2x más RAM.</w:t>
+      </w:r>
+    </w:p>
+    <w:p>
+      <w:pPr>
+        <w:spacing w:after="60" w:before="0"/>
+      </w:pPr>
+    </w:p>
+    <w:tbl>
+      <w:tblPr>
+        <w:tblW w:type="dxa" w:w="9026"/>
+        <w:tblBorders>
+          <w:top w:val="single" w:color="auto" w:sz="4"/>
+          <w:left w:val="single" w:color="auto" w:sz="4"/>
+          <w:bottom w:val="single" w:color="auto" w:sz="4"/>
+          <w:right w:val="single" w:color="auto" w:sz="4"/>
+          <w:insideH w:val="single" w:color="auto" w:sz="4"/>
+          <w:insideV w:val="single" w:color="auto" w:sz="4"/>
+        </w:tblBorders>
+      </w:tblPr>
+      <w:tblGrid>
+        <w:gridCol w:w="3800"/>
+        <w:gridCol w:w="2200"/>
+        <w:gridCol w:w="3026"/>
+      </w:tblGrid>
+      <w:tr>
+        <w:tc>
+          <w:tcPr>
+            <w:tcW w:type="dxa" w:w="3800"/>
+            <w:tcBorders>
+              <w:top w:val="single" w:color="CCCCCC" w:sz="1"/>
+              <w:left w:val="single" w:color="CCCCCC" w:sz="1"/>
+              <w:bottom w:val="single" w:color="CCCCCC" w:sz="1"/>
+              <w:right w:val="single" w:color="CCCCCC" w:sz="1"/>
+            </w:tcBorders>
+            <w:shd w:fill="0F1220" w:val="clear"/>
+            <w:tcMar>
+              <w:top w:type="dxa" w:w="100"/>
+              <w:left w:type="dxa" w:w="120"/>
+              <w:bottom w:type="dxa" w:w="100"/>
+              <w:right w:type="dxa" w:w="120"/>
+            </w:tcMar>
+          </w:tcPr>
+          <w:p>
+            <w:r>
+              <w:rPr>
+                <w:b/>
+                <w:bCs/>
+                <w:color w:val="FFFFFF"/>
+                <w:sz w:val="20"/>
+                <w:szCs w:val="20"/>
+              </w:rPr>
+              <w:t xml:space="preserve">Condición de prueba</w:t>
+            </w:r>
+          </w:p>
+        </w:tc>
+        <w:tc>
+          <w:tcPr>
+            <w:tcW w:type="dxa" w:w="2200"/>
+            <w:tcBorders>
+              <w:top w:val="single" w:color="CCCCCC" w:sz="1"/>
+              <w:left w:val="single" w:color="CCCCCC" w:sz="1"/>
+              <w:bottom w:val="single" w:color="CCCCCC" w:sz="1"/>
+              <w:right w:val="single" w:color="CCCCCC" w:sz="1"/>
+            </w:tcBorders>
+            <w:shd w:fill="0F1220" w:val="clear"/>
+            <w:tcMar>
+              <w:top w:type="dxa" w:w="100"/>
+              <w:left w:type="dxa" w:w="120"/>
+              <w:bottom w:type="dxa" w:w="100"/>
+              <w:right w:type="dxa" w:w="120"/>
+            </w:tcMar>
+          </w:tcPr>
+          <w:p>
+            <w:r>
+              <w:rPr>
+                <w:b/>
+                <w:bCs/>
+                <w:color w:val="FFFFFF"/>
+                <w:sz w:val="20"/>
+                <w:szCs w:val="20"/>
+              </w:rPr>
+              <w:t xml:space="preserve">WER promedio</w:t>
+            </w:r>
+          </w:p>
+        </w:tc>
+        <w:tc>
+          <w:tcPr>
+            <w:tcW w:type="dxa" w:w="3026"/>
+            <w:tcBorders>
+              <w:top w:val="single" w:color="CCCCCC" w:sz="1"/>
+              <w:left w:val="single" w:color="CCCCCC" w:sz="1"/>
+              <w:bottom w:val="single" w:color="CCCCCC" w:sz="1"/>
+              <w:right w:val="single" w:color="CCCCCC" w:sz="1"/>
+            </w:tcBorders>
+            <w:shd w:fill="0F1220" w:val="clear"/>
+            <w:tcMar>
+              <w:top w:type="dxa" w:w="100"/>
+              <w:left w:type="dxa" w:w="120"/>
+              <w:bottom w:type="dxa" w:w="100"/>
+              <w:right w:type="dxa" w:w="120"/>
+            </w:tcMar>
+          </w:tcPr>
+          <w:p>
+            <w:r>
+              <w:rPr>
+                <w:b/>
+                <w:bCs/>
+                <w:color w:val="FFFFFF"/>
+                <w:sz w:val="20"/>
+                <w:szCs w:val="20"/>
+              </w:rPr>
+              <w:t xml:space="preserve">Intents correctos</w:t>
+            </w:r>
+          </w:p>
+        </w:tc>
+      </w:tr>
+      <w:tr>
+        <w:tc>
+          <w:tcPr>
+            <w:tcW w:type="dxa" w:w="3800"/>
+            <w:tcBorders>
+              <w:top w:val="single" w:color="CCCCCC" w:sz="1"/>
+              <w:left w:val="single" w:color="CCCCCC" w:sz="1"/>
+              <w:bottom w:val="single" w:color="CCCCCC" w:sz="1"/>
+              <w:right w:val="single" w:color="CCCCCC" w:sz="1"/>
+            </w:tcBorders>
+            <w:shd w:fill="EEEEFF" w:val="clear"/>
+            <w:tcMar>
+              <w:top w:type="dxa" w:w="100"/>
+              <w:left w:type="dxa" w:w="120"/>
+              <w:bottom w:type="dxa" w:w="100"/>
+              <w:right w:type="dxa" w:w="120"/>
+            </w:tcMar>
+          </w:tcPr>
+          <w:p>
+            <w:r>
+              <w:rPr>
+                <w:color w:val="1A1F36"/>
+                <w:sz w:val="20"/>
+                <w:szCs w:val="20"/>
+              </w:rPr>
+              <w:t xml:space="preserve">Silencio (30 cm del mic)</w:t>
+            </w:r>
+          </w:p>
+        </w:tc>
+        <w:tc>
+          <w:tcPr>
+            <w:tcW w:type="dxa" w:w="2200"/>
+            <w:tcBorders>
+              <w:top w:val="single" w:color="CCCCCC" w:sz="1"/>
+              <w:left w:val="single" w:color="CCCCCC" w:sz="1"/>
+              <w:bottom w:val="single" w:color="CCCCCC" w:sz="1"/>
+              <w:right w:val="single" w:color="CCCCCC" w:sz="1"/>
+            </w:tcBorders>
+            <w:shd w:fill="EEEEFF" w:val="clear"/>
+            <w:tcMar>
+              <w:top w:type="dxa" w:w="100"/>
+              <w:left w:type="dxa" w:w="120"/>
+              <w:bottom w:type="dxa" w:w="100"/>
+              <w:right w:type="dxa" w:w="120"/>
+            </w:tcMar>
+          </w:tcPr>
+          <w:p>
+            <w:r>
+              <w:rPr>
+                <w:color w:val="1A1F36"/>
+                <w:sz w:val="20"/>
+                <w:szCs w:val="20"/>
+              </w:rPr>
+              <w:t xml:space="preserve">~28 %</w:t>
+            </w:r>
+          </w:p>
+        </w:tc>
+        <w:tc>
+          <w:tcPr>
+            <w:tcW w:type="dxa" w:w="3026"/>
+            <w:tcBorders>
+              <w:top w:val="single" w:color="CCCCCC" w:sz="1"/>
+              <w:left w:val="single" w:color="CCCCCC" w:sz="1"/>
+              <w:bottom w:val="single" w:color="CCCCCC" w:sz="1"/>
+              <w:right w:val="single" w:color="CCCCCC" w:sz="1"/>
+            </w:tcBorders>
+            <w:shd w:fill="EEEEFF" w:val="clear"/>
+            <w:tcMar>
+              <w:top w:type="dxa" w:w="100"/>
+              <w:left w:type="dxa" w:w="120"/>
+              <w:bottom w:type="dxa" w:w="100"/>
+              <w:right w:type="dxa" w:w="120"/>
+            </w:tcMar>
+          </w:tcPr>
+          <w:p>
+            <w:r>
+              <w:rPr>
+                <w:color w:val="1A1F36"/>
+                <w:sz w:val="20"/>
+                <w:szCs w:val="20"/>
+              </w:rPr>
+              <w:t xml:space="preserve">~67 %</w:t>
+            </w:r>
+          </w:p>
+        </w:tc>
+      </w:tr>
+      <w:tr>
+        <w:tc>
+          <w:tcPr>
+            <w:tcW w:type="dxa" w:w="3800"/>
+            <w:tcBorders>
+              <w:top w:val="single" w:color="CCCCCC" w:sz="1"/>
+              <w:left w:val="single" w:color="CCCCCC" w:sz="1"/>
+              <w:bottom w:val="single" w:color="CCCCCC" w:sz="1"/>
+              <w:right w:val="single" w:color="CCCCCC" w:sz="1"/>
+            </w:tcBorders>
+            <w:shd w:fill="F8F9FC" w:val="clear"/>
+            <w:tcMar>
+              <w:top w:type="dxa" w:w="100"/>
+              <w:left w:type="dxa" w:w="120"/>
+              <w:bottom w:type="dxa" w:w="100"/>
+              <w:right w:type="dxa" w:w="120"/>
+            </w:tcMar>
+          </w:tcPr>
+          <w:p>
+            <w:r>
+              <w:rPr>
+                <w:color w:val="1A1F36"/>
+                <w:sz w:val="20"/>
+                <w:szCs w:val="20"/>
+              </w:rPr>
+              <w:t xml:space="preserve">Ruido moderado (TV/ventilador)</w:t>
+            </w:r>
+          </w:p>
+        </w:tc>
+        <w:tc>
+          <w:tcPr>
+            <w:tcW w:type="dxa" w:w="2200"/>
+            <w:tcBorders>
+              <w:top w:val="single" w:color="CCCCCC" w:sz="1"/>
+              <w:left w:val="single" w:color="CCCCCC" w:sz="1"/>
+              <w:bottom w:val="single" w:color="CCCCCC" w:sz="1"/>
+              <w:right w:val="single" w:color="CCCCCC" w:sz="1"/>
+            </w:tcBorders>
+            <w:shd w:fill="F8F9FC" w:val="clear"/>
+            <w:tcMar>
+              <w:top w:type="dxa" w:w="100"/>
+              <w:left w:type="dxa" w:w="120"/>
+              <w:bottom w:type="dxa" w:w="100"/>
+              <w:right w:type="dxa" w:w="120"/>
+            </w:tcMar>
+          </w:tcPr>
+          <w:p>
+            <w:r>
+              <w:rPr>
+                <w:color w:val="1A1F36"/>
+                <w:sz w:val="20"/>
+                <w:szCs w:val="20"/>
+              </w:rPr>
+              <w:t xml:space="preserve">~45 %</w:t>
+            </w:r>
+          </w:p>
+        </w:tc>
+        <w:tc>
+          <w:tcPr>
+            <w:tcW w:type="dxa" w:w="3026"/>
+            <w:tcBorders>
+              <w:top w:val="single" w:color="CCCCCC" w:sz="1"/>
+              <w:left w:val="single" w:color="CCCCCC" w:sz="1"/>
+              <w:bottom w:val="single" w:color="CCCCCC" w:sz="1"/>
+              <w:right w:val="single" w:color="CCCCCC" w:sz="1"/>
+            </w:tcBorders>
+            <w:shd w:fill="F8F9FC" w:val="clear"/>
+            <w:tcMar>
+              <w:top w:type="dxa" w:w="100"/>
+              <w:left w:type="dxa" w:w="120"/>
+              <w:bottom w:type="dxa" w:w="100"/>
+              <w:right w:type="dxa" w:w="120"/>
+            </w:tcMar>
+          </w:tcPr>
+          <w:p>
+            <w:r>
+              <w:rPr>
+                <w:color w:val="1A1F36"/>
+                <w:sz w:val="20"/>
+                <w:szCs w:val="20"/>
+              </w:rPr>
+              <w:t xml:space="preserve">~48 %</w:t>
+            </w:r>
+          </w:p>
+        </w:tc>
+      </w:tr>
+      <w:tr>
+        <w:tc>
+          <w:tcPr>
+            <w:tcW w:type="dxa" w:w="3800"/>
+            <w:tcBorders>
+              <w:top w:val="single" w:color="CCCCCC" w:sz="1"/>
+              <w:left w:val="single" w:color="CCCCCC" w:sz="1"/>
+              <w:bottom w:val="single" w:color="CCCCCC" w:sz="1"/>
+              <w:right w:val="single" w:color="CCCCCC" w:sz="1"/>
+            </w:tcBorders>
+            <w:shd w:fill="EEEEFF" w:val="clear"/>
+            <w:tcMar>
+              <w:top w:type="dxa" w:w="100"/>
+              <w:left w:type="dxa" w:w="120"/>
+              <w:bottom w:type="dxa" w:w="100"/>
+              <w:right w:type="dxa" w:w="120"/>
+            </w:tcMar>
+          </w:tcPr>
+          <w:p>
+            <w:r>
+              <w:rPr>
+                <w:color w:val="1A1F36"/>
+                <w:sz w:val="20"/>
+                <w:szCs w:val="20"/>
+              </w:rPr>
+              <w:t xml:space="preserve">Distancia (1-2 m del mic)</w:t>
+            </w:r>
+          </w:p>
+        </w:tc>
+        <w:tc>
+          <w:tcPr>
+            <w:tcW w:type="dxa" w:w="2200"/>
+            <w:tcBorders>
+              <w:top w:val="single" w:color="CCCCCC" w:sz="1"/>
+              <w:left w:val="single" w:color="CCCCCC" w:sz="1"/>
+              <w:bottom w:val="single" w:color="CCCCCC" w:sz="1"/>
+              <w:right w:val="single" w:color="CCCCCC" w:sz="1"/>
+            </w:tcBorders>
+            <w:shd w:fill="EEEEFF" w:val="clear"/>
+            <w:tcMar>
+              <w:top w:type="dxa" w:w="100"/>
+              <w:left w:type="dxa" w:w="120"/>
+              <w:bottom w:type="dxa" w:w="100"/>
+              <w:right w:type="dxa" w:w="120"/>
+            </w:tcMar>
+          </w:tcPr>
+          <w:p>
+            <w:r>
+              <w:rPr>
+                <w:color w:val="1A1F36"/>
+                <w:sz w:val="20"/>
+                <w:szCs w:val="20"/>
+              </w:rPr>
+              <w:t xml:space="preserve">~62 %</w:t>
+            </w:r>
+          </w:p>
+        </w:tc>
+        <w:tc>
+          <w:tcPr>
+            <w:tcW w:type="dxa" w:w="3026"/>
+            <w:tcBorders>
+              <w:top w:val="single" w:color="CCCCCC" w:sz="1"/>
+              <w:left w:val="single" w:color="CCCCCC" w:sz="1"/>
+              <w:bottom w:val="single" w:color="CCCCCC" w:sz="1"/>
+              <w:right w:val="single" w:color="CCCCCC" w:sz="1"/>
+            </w:tcBorders>
+            <w:shd w:fill="EEEEFF" w:val="clear"/>
+            <w:tcMar>
+              <w:top w:type="dxa" w:w="100"/>
+              <w:left w:type="dxa" w:w="120"/>
+              <w:bottom w:type="dxa" w:w="100"/>
+              <w:right w:type="dxa" w:w="120"/>
+            </w:tcMar>
+          </w:tcPr>
+          <w:p>
+            <w:r>
+              <w:rPr>
+                <w:color w:val="1A1F36"/>
+                <w:sz w:val="20"/>
+                <w:szCs w:val="20"/>
+              </w:rPr>
+              <w:t xml:space="preserve">~33 %</w:t>
+            </w:r>
+          </w:p>
+        </w:tc>
+      </w:tr>
+      <w:tr>
+        <w:tc>
+          <w:tcPr>
+            <w:tcW w:type="dxa" w:w="3800"/>
+            <w:tcBorders>
+              <w:top w:val="single" w:color="CCCCCC" w:sz="1"/>
+              <w:left w:val="single" w:color="CCCCCC" w:sz="1"/>
+              <w:bottom w:val="single" w:color="CCCCCC" w:sz="1"/>
+              <w:right w:val="single" w:color="CCCCCC" w:sz="1"/>
+            </w:tcBorders>
+            <w:shd w:fill="F8F9FC" w:val="clear"/>
+            <w:tcMar>
+              <w:top w:type="dxa" w:w="100"/>
+              <w:left w:type="dxa" w:w="120"/>
+              <w:bottom w:type="dxa" w:w="100"/>
+              <w:right w:type="dxa" w:w="120"/>
+            </w:tcMar>
+          </w:tcPr>
+          <w:p>
+            <w:r>
+              <w:rPr>
+                <w:color w:val="1A1F36"/>
+                <w:sz w:val="20"/>
+                <w:szCs w:val="20"/>
+              </w:rPr>
+              <w:t xml:space="preserve">Promedio global</w:t>
+            </w:r>
+          </w:p>
+        </w:tc>
+        <w:tc>
+          <w:tcPr>
+            <w:tcW w:type="dxa" w:w="2200"/>
+            <w:tcBorders>
+              <w:top w:val="single" w:color="CCCCCC" w:sz="1"/>
+              <w:left w:val="single" w:color="CCCCCC" w:sz="1"/>
+              <w:bottom w:val="single" w:color="CCCCCC" w:sz="1"/>
+              <w:right w:val="single" w:color="CCCCCC" w:sz="1"/>
+            </w:tcBorders>
+            <w:shd w:fill="F8F9FC" w:val="clear"/>
+            <w:tcMar>
+              <w:top w:type="dxa" w:w="100"/>
+              <w:left w:type="dxa" w:w="120"/>
+              <w:bottom w:type="dxa" w:w="100"/>
+              <w:right w:type="dxa" w:w="120"/>
+            </w:tcMar>
+          </w:tcPr>
+          <w:p>
+            <w:r>
+              <w:rPr>
+                <w:color w:val="1A1F36"/>
+                <w:sz w:val="20"/>
+                <w:szCs w:val="20"/>
+              </w:rPr>
+              <w:t xml:space="preserve">~45 %</w:t>
+            </w:r>
+          </w:p>
+        </w:tc>
+        <w:tc>
+          <w:tcPr>
+            <w:tcW w:type="dxa" w:w="3026"/>
+            <w:tcBorders>
+              <w:top w:val="single" w:color="CCCCCC" w:sz="1"/>
+              <w:left w:val="single" w:color="CCCCCC" w:sz="1"/>
+              <w:bottom w:val="single" w:color="CCCCCC" w:sz="1"/>
+              <w:right w:val="single" w:color="CCCCCC" w:sz="1"/>
+            </w:tcBorders>
+            <w:shd w:fill="F8F9FC" w:val="clear"/>
+            <w:tcMar>
+              <w:top w:type="dxa" w:w="100"/>
+              <w:left w:type="dxa" w:w="120"/>
+              <w:bottom w:type="dxa" w:w="100"/>
+              <w:right w:type="dxa" w:w="120"/>
+            </w:tcMar>
+          </w:tcPr>
+          <w:p>
+            <w:r>
+              <w:rPr>
+                <w:color w:val="1A1F36"/>
+                <w:sz w:val="20"/>
+                <w:szCs w:val="20"/>
+              </w:rPr>
+              <w:t xml:space="preserve">~49 %</w:t>
+            </w:r>
+          </w:p>
+        </w:tc>
+      </w:tr>
+    </w:tbl>
+    <w:p>
+      <w:pPr>
+        <w:spacing w:after="60" w:before="0"/>
+      </w:pPr>
+    </w:p>
+    <w:p>
+      <w:pPr>
+        <w:spacing w:after="80" w:before="60"/>
+      </w:pPr>
+      <w:r>
+        <w:rPr>
+          <w:color w:val="1A1F36"/>
+          <w:sz w:val="20"/>
+          <w:szCs w:val="20"/>
+        </w:rPr>
+        <w:t xml:space="preserve">Calidad del LLM: 15 consultas de prueba en categorías variadas (Qwen3-8B-Q4). El 13 % rechazado por _es_incoherente() nunca llega al usuario — SOFIA responde en español con mensaje seguro. Herramienta: python herramientas/benchmark_llm.py</w:t>
+      </w:r>
+    </w:p>
+    <w:p>
+      <w:pPr>
+        <w:spacing w:after="60" w:before="0"/>
+      </w:pPr>
+    </w:p>
+    <w:tbl>
+      <w:tblPr>
+        <w:tblW w:type="dxa" w:w="9026"/>
+        <w:tblBorders>
+          <w:top w:val="single" w:color="auto" w:sz="4"/>
+          <w:left w:val="single" w:color="auto" w:sz="4"/>
+          <w:bottom w:val="single" w:color="auto" w:sz="4"/>
+          <w:right w:val="single" w:color="auto" w:sz="4"/>
+          <w:insideH w:val="single" w:color="auto" w:sz="4"/>
+          <w:insideV w:val="single" w:color="auto" w:sz="4"/>
+        </w:tblBorders>
+      </w:tblPr>
+      <w:tblGrid>
+        <w:gridCol w:w="5200"/>
+        <w:gridCol w:w="3826"/>
+      </w:tblGrid>
+      <w:tr>
+        <w:tc>
+          <w:tcPr>
+            <w:tcW w:type="dxa" w:w="5200"/>
+            <w:tcBorders>
+              <w:top w:val="single" w:color="CCCCCC" w:sz="1"/>
+              <w:left w:val="single" w:color="CCCCCC" w:sz="1"/>
+              <w:bottom w:val="single" w:color="CCCCCC" w:sz="1"/>
+              <w:right w:val="single" w:color="CCCCCC" w:sz="1"/>
+            </w:tcBorders>
+            <w:shd w:fill="0F1220" w:val="clear"/>
+            <w:tcMar>
+              <w:top w:type="dxa" w:w="100"/>
+              <w:left w:type="dxa" w:w="120"/>
+              <w:bottom w:type="dxa" w:w="100"/>
+              <w:right w:type="dxa" w:w="120"/>
+            </w:tcMar>
+          </w:tcPr>
+          <w:p>
+            <w:r>
+              <w:rPr>
+                <w:b/>
+                <w:bCs/>
+                <w:color w:val="FFFFFF"/>
+                <w:sz w:val="20"/>
+                <w:szCs w:val="20"/>
+              </w:rPr>
+              <w:t xml:space="preserve">Metrica LLM</w:t>
+            </w:r>
+          </w:p>
+        </w:tc>
+        <w:tc>
+          <w:tcPr>
+            <w:tcW w:type="dxa" w:w="3826"/>
+            <w:tcBorders>
+              <w:top w:val="single" w:color="CCCCCC" w:sz="1"/>
+              <w:left w:val="single" w:color="CCCCCC" w:sz="1"/>
+              <w:bottom w:val="single" w:color="CCCCCC" w:sz="1"/>
+              <w:right w:val="single" w:color="CCCCCC" w:sz="1"/>
+            </w:tcBorders>
+            <w:shd w:fill="0F1220" w:val="clear"/>
+            <w:tcMar>
+              <w:top w:type="dxa" w:w="100"/>
+              <w:left w:type="dxa" w:w="120"/>
+              <w:bottom w:type="dxa" w:w="100"/>
+              <w:right w:type="dxa" w:w="120"/>
+            </w:tcMar>
+          </w:tcPr>
+          <w:p>
+            <w:r>
+              <w:rPr>
+                <w:b/>
+                <w:bCs/>
+                <w:color w:val="FFFFFF"/>
+                <w:sz w:val="20"/>
+                <w:szCs w:val="20"/>
+              </w:rPr>
+              <w:t xml:space="preserve">Resultado</w:t>
+            </w:r>
+          </w:p>
+        </w:tc>
+      </w:tr>
+      <w:tr>
+        <w:tc>
+          <w:tcPr>
+            <w:tcW w:type="dxa" w:w="5200"/>
+            <w:tcBorders>
+              <w:top w:val="single" w:color="CCCCCC" w:sz="1"/>
+              <w:left w:val="single" w:color="CCCCCC" w:sz="1"/>
+              <w:bottom w:val="single" w:color="CCCCCC" w:sz="1"/>
+              <w:right w:val="single" w:color="CCCCCC" w:sz="1"/>
+            </w:tcBorders>
+            <w:shd w:fill="EEEEFF" w:val="clear"/>
+            <w:tcMar>
+              <w:top w:type="dxa" w:w="100"/>
+              <w:left w:type="dxa" w:w="120"/>
+              <w:bottom w:type="dxa" w:w="100"/>
+              <w:right w:type="dxa" w:w="120"/>
+            </w:tcMar>
+          </w:tcPr>
+          <w:p>
+            <w:r>
+              <w:rPr>
+                <w:color w:val="1A1F36"/>
+                <w:sz w:val="20"/>
+                <w:szCs w:val="20"/>
+              </w:rPr>
+              <w:t xml:space="preserve">Respuestas en espanol (pasan filtro)</w:t>
+            </w:r>
+          </w:p>
+        </w:tc>
+        <w:tc>
+          <w:tcPr>
+            <w:tcW w:type="dxa" w:w="3826"/>
+            <w:tcBorders>
+              <w:top w:val="single" w:color="CCCCCC" w:sz="1"/>
+              <w:left w:val="single" w:color="CCCCCC" w:sz="1"/>
+              <w:bottom w:val="single" w:color="CCCCCC" w:sz="1"/>
+              <w:right w:val="single" w:color="CCCCCC" w:sz="1"/>
+            </w:tcBorders>
+            <w:shd w:fill="EEEEFF" w:val="clear"/>
+            <w:tcMar>
+              <w:top w:type="dxa" w:w="100"/>
+              <w:left w:type="dxa" w:w="120"/>
+              <w:bottom w:type="dxa" w:w="100"/>
+              <w:right w:type="dxa" w:w="120"/>
+            </w:tcMar>
+          </w:tcPr>
+          <w:p>
+            <w:r>
+              <w:rPr>
+                <w:color w:val="1A1F36"/>
+                <w:sz w:val="20"/>
+                <w:szCs w:val="20"/>
+              </w:rPr>
+              <w:t xml:space="preserve">~87 %  (13/15)</w:t>
+            </w:r>
+          </w:p>
+        </w:tc>
+      </w:tr>
+      <w:tr>
+        <w:tc>
+          <w:tcPr>
+            <w:tcW w:type="dxa" w:w="5200"/>
+            <w:tcBorders>
+              <w:top w:val="single" w:color="CCCCCC" w:sz="1"/>
+              <w:left w:val="single" w:color="CCCCCC" w:sz="1"/>
+              <w:bottom w:val="single" w:color="CCCCCC" w:sz="1"/>
+              <w:right w:val="single" w:color="CCCCCC" w:sz="1"/>
+            </w:tcBorders>
+            <w:shd w:fill="F8F9FC" w:val="clear"/>
+            <w:tcMar>
+              <w:top w:type="dxa" w:w="100"/>
+              <w:left w:type="dxa" w:w="120"/>
+              <w:bottom w:type="dxa" w:w="100"/>
+              <w:right w:type="dxa" w:w="120"/>
+            </w:tcMar>
+          </w:tcPr>
+          <w:p>
+            <w:r>
+              <w:rPr>
+                <w:color w:val="1A1F36"/>
+                <w:sz w:val="20"/>
+                <w:szCs w:val="20"/>
+              </w:rPr>
+              <w:t xml:space="preserve">Rechazadas por _es_incoherente()</w:t>
+            </w:r>
+          </w:p>
+        </w:tc>
+        <w:tc>
+          <w:tcPr>
+            <w:tcW w:type="dxa" w:w="3826"/>
+            <w:tcBorders>
+              <w:top w:val="single" w:color="CCCCCC" w:sz="1"/>
+              <w:left w:val="single" w:color="CCCCCC" w:sz="1"/>
+              <w:bottom w:val="single" w:color="CCCCCC" w:sz="1"/>
+              <w:right w:val="single" w:color="CCCCCC" w:sz="1"/>
+            </w:tcBorders>
+            <w:shd w:fill="F8F9FC" w:val="clear"/>
+            <w:tcMar>
+              <w:top w:type="dxa" w:w="100"/>
+              <w:left w:type="dxa" w:w="120"/>
+              <w:bottom w:type="dxa" w:w="100"/>
+              <w:right w:type="dxa" w:w="120"/>
+            </w:tcMar>
+          </w:tcPr>
+          <w:p>
+            <w:r>
+              <w:rPr>
+                <w:color w:val="1A1F36"/>
+                <w:sz w:val="20"/>
+                <w:szCs w:val="20"/>
+              </w:rPr>
+              <w:t xml:space="preserve">~13 %  (2/15)</w:t>
+            </w:r>
+          </w:p>
+        </w:tc>
+      </w:tr>
+      <w:tr>
+        <w:tc>
+          <w:tcPr>
+            <w:tcW w:type="dxa" w:w="5200"/>
+            <w:tcBorders>
+              <w:top w:val="single" w:color="CCCCCC" w:sz="1"/>
+              <w:left w:val="single" w:color="CCCCCC" w:sz="1"/>
+              <w:bottom w:val="single" w:color="CCCCCC" w:sz="1"/>
+              <w:right w:val="single" w:color="CCCCCC" w:sz="1"/>
+            </w:tcBorders>
+            <w:shd w:fill="EEEEFF" w:val="clear"/>
+            <w:tcMar>
+              <w:top w:type="dxa" w:w="100"/>
+              <w:left w:type="dxa" w:w="120"/>
+              <w:bottom w:type="dxa" w:w="100"/>
+              <w:right w:type="dxa" w:w="120"/>
+            </w:tcMar>
+          </w:tcPr>
+          <w:p>
+            <w:r>
+              <w:rPr>
+                <w:color w:val="1A1F36"/>
+                <w:sz w:val="20"/>
+                <w:szCs w:val="20"/>
+              </w:rPr>
+              <w:t xml:space="preserve">Latencia media — CPU sin GPU</w:t>
+            </w:r>
+          </w:p>
+        </w:tc>
+        <w:tc>
+          <w:tcPr>
+            <w:tcW w:type="dxa" w:w="3826"/>
+            <w:tcBorders>
+              <w:top w:val="single" w:color="CCCCCC" w:sz="1"/>
+              <w:left w:val="single" w:color="CCCCCC" w:sz="1"/>
+              <w:bottom w:val="single" w:color="CCCCCC" w:sz="1"/>
+              <w:right w:val="single" w:color="CCCCCC" w:sz="1"/>
+            </w:tcBorders>
+            <w:shd w:fill="EEEEFF" w:val="clear"/>
+            <w:tcMar>
+              <w:top w:type="dxa" w:w="100"/>
+              <w:left w:type="dxa" w:w="120"/>
+              <w:bottom w:type="dxa" w:w="100"/>
+              <w:right w:type="dxa" w:w="120"/>
+            </w:tcMar>
+          </w:tcPr>
+          <w:p>
+            <w:r>
+              <w:rPr>
+                <w:color w:val="1A1F36"/>
+                <w:sz w:val="20"/>
+                <w:szCs w:val="20"/>
+              </w:rPr>
+              <w:t xml:space="preserve">~4 200 ms</w:t>
+            </w:r>
+          </w:p>
+        </w:tc>
+      </w:tr>
+      <w:tr>
+        <w:tc>
+          <w:tcPr>
+            <w:tcW w:type="dxa" w:w="5200"/>
+            <w:tcBorders>
+              <w:top w:val="single" w:color="CCCCCC" w:sz="1"/>
+              <w:left w:val="single" w:color="CCCCCC" w:sz="1"/>
+              <w:bottom w:val="single" w:color="CCCCCC" w:sz="1"/>
+              <w:right w:val="single" w:color="CCCCCC" w:sz="1"/>
+            </w:tcBorders>
+            <w:shd w:fill="F8F9FC" w:val="clear"/>
+            <w:tcMar>
+              <w:top w:type="dxa" w:w="100"/>
+              <w:left w:type="dxa" w:w="120"/>
+              <w:bottom w:type="dxa" w:w="100"/>
+              <w:right w:type="dxa" w:w="120"/>
+            </w:tcMar>
+          </w:tcPr>
+          <w:p>
+            <w:r>
+              <w:rPr>
+                <w:color w:val="1A1F36"/>
+                <w:sz w:val="20"/>
+                <w:szCs w:val="20"/>
+              </w:rPr>
+              <w:t xml:space="preserve">Latencia media — con GPU CUDA</w:t>
+            </w:r>
+          </w:p>
+        </w:tc>
+        <w:tc>
+          <w:tcPr>
+            <w:tcW w:type="dxa" w:w="3826"/>
+            <w:tcBorders>
+              <w:top w:val="single" w:color="CCCCCC" w:sz="1"/>
+              <w:left w:val="single" w:color="CCCCCC" w:sz="1"/>
+              <w:bottom w:val="single" w:color="CCCCCC" w:sz="1"/>
+              <w:right w:val="single" w:color="CCCCCC" w:sz="1"/>
+            </w:tcBorders>
+            <w:shd w:fill="F8F9FC" w:val="clear"/>
+            <w:tcMar>
+              <w:top w:type="dxa" w:w="100"/>
+              <w:left w:type="dxa" w:w="120"/>
+              <w:bottom w:type="dxa" w:w="100"/>
+              <w:right w:type="dxa" w:w="120"/>
+            </w:tcMar>
+          </w:tcPr>
+          <w:p>
+            <w:r>
+              <w:rPr>
+                <w:color w:val="1A1F36"/>
+                <w:sz w:val="20"/>
+                <w:szCs w:val="20"/>
+              </w:rPr>
+              <w:t xml:space="preserve">~900 ms</w:t>
+            </w:r>
+          </w:p>
+        </w:tc>
+      </w:tr>
+      <w:tr>
+        <w:tc>
+          <w:tcPr>
+            <w:tcW w:type="dxa" w:w="5200"/>
+            <w:tcBorders>
+              <w:top w:val="single" w:color="CCCCCC" w:sz="1"/>
+              <w:left w:val="single" w:color="CCCCCC" w:sz="1"/>
+              <w:bottom w:val="single" w:color="CCCCCC" w:sz="1"/>
+              <w:right w:val="single" w:color="CCCCCC" w:sz="1"/>
+            </w:tcBorders>
+            <w:shd w:fill="EEEEFF" w:val="clear"/>
+            <w:tcMar>
+              <w:top w:type="dxa" w:w="100"/>
+              <w:left w:type="dxa" w:w="120"/>
+              <w:bottom w:type="dxa" w:w="100"/>
+              <w:right w:type="dxa" w:w="120"/>
+            </w:tcMar>
+          </w:tcPr>
+          <w:p>
+            <w:r>
+              <w:rPr>
+                <w:color w:val="1A1F36"/>
+                <w:sz w:val="20"/>
+                <w:szCs w:val="20"/>
+              </w:rPr>
+              <w:t xml:space="preserve">Palabras por respuesta (promedio)</w:t>
+            </w:r>
+          </w:p>
+        </w:tc>
+        <w:tc>
+          <w:tcPr>
+            <w:tcW w:type="dxa" w:w="3826"/>
+            <w:tcBorders>
+              <w:top w:val="single" w:color="CCCCCC" w:sz="1"/>
+              <w:left w:val="single" w:color="CCCCCC" w:sz="1"/>
+              <w:bottom w:val="single" w:color="CCCCCC" w:sz="1"/>
+              <w:right w:val="single" w:color="CCCCCC" w:sz="1"/>
+            </w:tcBorders>
+            <w:shd w:fill="EEEEFF" w:val="clear"/>
+            <w:tcMar>
+              <w:top w:type="dxa" w:w="100"/>
+              <w:left w:type="dxa" w:w="120"/>
+              <w:bottom w:type="dxa" w:w="100"/>
+              <w:right w:type="dxa" w:w="120"/>
+            </w:tcMar>
+          </w:tcPr>
+          <w:p>
+            <w:r>
+              <w:rPr>
+                <w:color w:val="1A1F36"/>
+                <w:sz w:val="20"/>
+                <w:szCs w:val="20"/>
+              </w:rPr>
+              <w:t xml:space="preserve">~35 palabras</w:t>
+            </w:r>
+          </w:p>
+        </w:tc>
+      </w:tr>
+      <w:tr>
+        <w:tc>
+          <w:tcPr>
+            <w:tcW w:type="dxa" w:w="5200"/>
+            <w:tcBorders>
+              <w:top w:val="single" w:color="CCCCCC" w:sz="1"/>
+              <w:left w:val="single" w:color="CCCCCC" w:sz="1"/>
+              <w:bottom w:val="single" w:color="CCCCCC" w:sz="1"/>
+              <w:right w:val="single" w:color="CCCCCC" w:sz="1"/>
+            </w:tcBorders>
+            <w:shd w:fill="F8F9FC" w:val="clear"/>
+            <w:tcMar>
+              <w:top w:type="dxa" w:w="100"/>
+              <w:left w:type="dxa" w:w="120"/>
+              <w:bottom w:type="dxa" w:w="100"/>
+              <w:right w:type="dxa" w:w="120"/>
+            </w:tcMar>
+          </w:tcPr>
+          <w:p>
+            <w:r>
+              <w:rPr>
+                <w:color w:val="1A1F36"/>
+                <w:sz w:val="20"/>
+                <w:szCs w:val="20"/>
+              </w:rPr>
+              <w:t xml:space="preserve">Relevancia tematica</w:t>
+            </w:r>
+          </w:p>
+        </w:tc>
+        <w:tc>
+          <w:tcPr>
+            <w:tcW w:type="dxa" w:w="3826"/>
+            <w:tcBorders>
+              <w:top w:val="single" w:color="CCCCCC" w:sz="1"/>
+              <w:left w:val="single" w:color="CCCCCC" w:sz="1"/>
+              <w:bottom w:val="single" w:color="CCCCCC" w:sz="1"/>
+              <w:right w:val="single" w:color="CCCCCC" w:sz="1"/>
+            </w:tcBorders>
+            <w:shd w:fill="F8F9FC" w:val="clear"/>
+            <w:tcMar>
+              <w:top w:type="dxa" w:w="100"/>
+              <w:left w:type="dxa" w:w="120"/>
+              <w:bottom w:type="dxa" w:w="100"/>
+              <w:right w:type="dxa" w:w="120"/>
+            </w:tcMar>
+          </w:tcPr>
+          <w:p>
+            <w:r>
+              <w:rPr>
+                <w:color w:val="1A1F36"/>
+                <w:sz w:val="20"/>
+                <w:szCs w:val="20"/>
+              </w:rPr>
+              <w:t xml:space="preserve">~73 %</w:t>
+            </w:r>
+          </w:p>
+        </w:tc>
+      </w:tr>
+    </w:tbl>
+    <w:p>
+      <w:pPr>
+        <w:spacing w:after="60" w:before="0"/>
+      </w:pPr>
+    </w:p>
+    <w:p>
+      <w:pPr>
+        <w:spacing w:after="80" w:before="60"/>
+      </w:pPr>
+      <w:r>
+        <w:rPr>
+          <w:color w:val="1A1F36"/>
+          <w:sz w:val="20"/>
+          <w:szCs w:val="20"/>
+        </w:rPr>
+        <w:t xml:space="preserve">Wake-word — falsos despertares (activaciones sin decir 'Sofia'). Comparable con Amazon Alexa (~8/hora, Northeastern Univ. 2018). Herramienta: python herramientas/test_falsos_despertares.py --minutos 30</w:t>
+      </w:r>
+    </w:p>
+    <w:p>
+      <w:pPr>
+        <w:spacing w:after="60" w:before="0"/>
+      </w:pPr>
+    </w:p>
+    <w:tbl>
+      <w:tblPr>
+        <w:tblW w:type="dxa" w:w="9026"/>
+        <w:tblBorders>
+          <w:top w:val="single" w:color="auto" w:sz="4"/>
+          <w:left w:val="single" w:color="auto" w:sz="4"/>
+          <w:bottom w:val="single" w:color="auto" w:sz="4"/>
+          <w:right w:val="single" w:color="auto" w:sz="4"/>
+          <w:insideH w:val="single" w:color="auto" w:sz="4"/>
+          <w:insideV w:val="single" w:color="auto" w:sz="4"/>
+        </w:tblBorders>
+      </w:tblPr>
+      <w:tblGrid>
+        <w:gridCol w:w="5200"/>
+        <w:gridCol w:w="3826"/>
+      </w:tblGrid>
+      <w:tr>
+        <w:tc>
+          <w:tcPr>
+            <w:tcW w:type="dxa" w:w="5200"/>
+            <w:tcBorders>
+              <w:top w:val="single" w:color="CCCCCC" w:sz="1"/>
+              <w:left w:val="single" w:color="CCCCCC" w:sz="1"/>
+              <w:bottom w:val="single" w:color="CCCCCC" w:sz="1"/>
+              <w:right w:val="single" w:color="CCCCCC" w:sz="1"/>
+            </w:tcBorders>
+            <w:shd w:fill="0F1220" w:val="clear"/>
+            <w:tcMar>
+              <w:top w:type="dxa" w:w="100"/>
+              <w:left w:type="dxa" w:w="120"/>
+              <w:bottom w:type="dxa" w:w="100"/>
+              <w:right w:type="dxa" w:w="120"/>
+            </w:tcMar>
+          </w:tcPr>
+          <w:p>
+            <w:r>
+              <w:rPr>
+                <w:b/>
+                <w:bCs/>
+                <w:color w:val="FFFFFF"/>
+                <w:sz w:val="20"/>
+                <w:szCs w:val="20"/>
+              </w:rPr>
+              <w:t xml:space="preserve">Condicion ambiental</w:t>
+            </w:r>
+          </w:p>
+        </w:tc>
+        <w:tc>
+          <w:tcPr>
+            <w:tcW w:type="dxa" w:w="3826"/>
+            <w:tcBorders>
+              <w:top w:val="single" w:color="CCCCCC" w:sz="1"/>
+              <w:left w:val="single" w:color="CCCCCC" w:sz="1"/>
+              <w:bottom w:val="single" w:color="CCCCCC" w:sz="1"/>
+              <w:right w:val="single" w:color="CCCCCC" w:sz="1"/>
+            </w:tcBorders>
+            <w:shd w:fill="0F1220" w:val="clear"/>
+            <w:tcMar>
+              <w:top w:type="dxa" w:w="100"/>
+              <w:left w:type="dxa" w:w="120"/>
+              <w:bottom w:type="dxa" w:w="100"/>
+              <w:right w:type="dxa" w:w="120"/>
+            </w:tcMar>
+          </w:tcPr>
+          <w:p>
+            <w:r>
+              <w:rPr>
+                <w:b/>
+                <w:bCs/>
+                <w:color w:val="FFFFFF"/>
+                <w:sz w:val="20"/>
+                <w:szCs w:val="20"/>
+              </w:rPr>
+              <w:t xml:space="preserve">Falsos despertares/hora</w:t>
+            </w:r>
+          </w:p>
+        </w:tc>
+      </w:tr>
+      <w:tr>
+        <w:tc>
+          <w:tcPr>
+            <w:tcW w:type="dxa" w:w="5200"/>
+            <w:tcBorders>
+              <w:top w:val="single" w:color="CCCCCC" w:sz="1"/>
+              <w:left w:val="single" w:color="CCCCCC" w:sz="1"/>
+              <w:bottom w:val="single" w:color="CCCCCC" w:sz="1"/>
+              <w:right w:val="single" w:color="CCCCCC" w:sz="1"/>
+            </w:tcBorders>
+            <w:shd w:fill="EEEEFF" w:val="clear"/>
+            <w:tcMar>
+              <w:top w:type="dxa" w:w="100"/>
+              <w:left w:type="dxa" w:w="120"/>
+              <w:bottom w:type="dxa" w:w="100"/>
+              <w:right w:type="dxa" w:w="120"/>
+            </w:tcMar>
+          </w:tcPr>
+          <w:p>
+            <w:r>
+              <w:rPr>
+                <w:color w:val="1A1F36"/>
+                <w:sz w:val="20"/>
+                <w:szCs w:val="20"/>
+              </w:rPr>
+              <w:t xml:space="preserve">Silencio total</w:t>
+            </w:r>
+          </w:p>
+        </w:tc>
+        <w:tc>
+          <w:tcPr>
+            <w:tcW w:type="dxa" w:w="3826"/>
+            <w:tcBorders>
+              <w:top w:val="single" w:color="CCCCCC" w:sz="1"/>
+              <w:left w:val="single" w:color="CCCCCC" w:sz="1"/>
+              <w:bottom w:val="single" w:color="CCCCCC" w:sz="1"/>
+              <w:right w:val="single" w:color="CCCCCC" w:sz="1"/>
+            </w:tcBorders>
+            <w:shd w:fill="EEEEFF" w:val="clear"/>
+            <w:tcMar>
+              <w:top w:type="dxa" w:w="100"/>
+              <w:left w:type="dxa" w:w="120"/>
+              <w:bottom w:type="dxa" w:w="100"/>
+              <w:right w:type="dxa" w:w="120"/>
+            </w:tcMar>
+          </w:tcPr>
+          <w:p>
+            <w:r>
+              <w:rPr>
+                <w:color w:val="1A1F36"/>
+                <w:sz w:val="20"/>
+                <w:szCs w:val="20"/>
+              </w:rPr>
+              <w:t xml:space="preserve">0-1</w:t>
+            </w:r>
+          </w:p>
+        </w:tc>
+      </w:tr>
+      <w:tr>
+        <w:tc>
+          <w:tcPr>
+            <w:tcW w:type="dxa" w:w="5200"/>
+            <w:tcBorders>
+              <w:top w:val="single" w:color="CCCCCC" w:sz="1"/>
+              <w:left w:val="single" w:color="CCCCCC" w:sz="1"/>
+              <w:bottom w:val="single" w:color="CCCCCC" w:sz="1"/>
+              <w:right w:val="single" w:color="CCCCCC" w:sz="1"/>
+            </w:tcBorders>
+            <w:shd w:fill="F8F9FC" w:val="clear"/>
+            <w:tcMar>
+              <w:top w:type="dxa" w:w="100"/>
+              <w:left w:type="dxa" w:w="120"/>
+              <w:bottom w:type="dxa" w:w="100"/>
+              <w:right w:type="dxa" w:w="120"/>
+            </w:tcMar>
+          </w:tcPr>
+          <w:p>
+            <w:r>
+              <w:rPr>
+                <w:color w:val="1A1F36"/>
+                <w:sz w:val="20"/>
+                <w:szCs w:val="20"/>
+              </w:rPr>
+              <w:t xml:space="preserve">Conversacion normal en la habitacion</w:t>
+            </w:r>
+          </w:p>
+        </w:tc>
+        <w:tc>
+          <w:tcPr>
+            <w:tcW w:type="dxa" w:w="3826"/>
+            <w:tcBorders>
+              <w:top w:val="single" w:color="CCCCCC" w:sz="1"/>
+              <w:left w:val="single" w:color="CCCCCC" w:sz="1"/>
+              <w:bottom w:val="single" w:color="CCCCCC" w:sz="1"/>
+              <w:right w:val="single" w:color="CCCCCC" w:sz="1"/>
+            </w:tcBorders>
+            <w:shd w:fill="F8F9FC" w:val="clear"/>
+            <w:tcMar>
+              <w:top w:type="dxa" w:w="100"/>
+              <w:left w:type="dxa" w:w="120"/>
+              <w:bottom w:type="dxa" w:w="100"/>
+              <w:right w:type="dxa" w:w="120"/>
+            </w:tcMar>
+          </w:tcPr>
+          <w:p>
+            <w:r>
+              <w:rPr>
+                <w:color w:val="1A1F36"/>
+                <w:sz w:val="20"/>
+                <w:szCs w:val="20"/>
+              </w:rPr>
+              <w:t xml:space="preserve">3-5</w:t>
+            </w:r>
+          </w:p>
+        </w:tc>
+      </w:tr>
+      <w:tr>
+        <w:tc>
+          <w:tcPr>
+            <w:tcW w:type="dxa" w:w="5200"/>
+            <w:tcBorders>
+              <w:top w:val="single" w:color="CCCCCC" w:sz="1"/>
+              <w:left w:val="single" w:color="CCCCCC" w:sz="1"/>
+              <w:bottom w:val="single" w:color="CCCCCC" w:sz="1"/>
+              <w:right w:val="single" w:color="CCCCCC" w:sz="1"/>
+            </w:tcBorders>
+            <w:shd w:fill="EEEEFF" w:val="clear"/>
+            <w:tcMar>
+              <w:top w:type="dxa" w:w="100"/>
+              <w:left w:type="dxa" w:w="120"/>
+              <w:bottom w:type="dxa" w:w="100"/>
+              <w:right w:type="dxa" w:w="120"/>
+            </w:tcMar>
+          </w:tcPr>
+          <w:p>
+            <w:r>
+              <w:rPr>
+                <w:color w:val="1A1F36"/>
+                <w:sz w:val="20"/>
+                <w:szCs w:val="20"/>
+              </w:rPr>
+              <w:t xml:space="preserve">TV o YouTube de fondo</w:t>
+            </w:r>
+          </w:p>
+        </w:tc>
+        <w:tc>
+          <w:tcPr>
+            <w:tcW w:type="dxa" w:w="3826"/>
+            <w:tcBorders>
+              <w:top w:val="single" w:color="CCCCCC" w:sz="1"/>
+              <w:left w:val="single" w:color="CCCCCC" w:sz="1"/>
+              <w:bottom w:val="single" w:color="CCCCCC" w:sz="1"/>
+              <w:right w:val="single" w:color="CCCCCC" w:sz="1"/>
+            </w:tcBorders>
+            <w:shd w:fill="EEEEFF" w:val="clear"/>
+            <w:tcMar>
+              <w:top w:type="dxa" w:w="100"/>
+              <w:left w:type="dxa" w:w="120"/>
+              <w:bottom w:type="dxa" w:w="100"/>
+              <w:right w:type="dxa" w:w="120"/>
+            </w:tcMar>
+          </w:tcPr>
+          <w:p>
+            <w:r>
+              <w:rPr>
+                <w:color w:val="1A1F36"/>
+                <w:sz w:val="20"/>
+                <w:szCs w:val="20"/>
+              </w:rPr>
+              <w:t xml:space="preserve">5-8</w:t>
+            </w:r>
+          </w:p>
+        </w:tc>
+      </w:tr>
+    </w:tbl>
+    <w:p>
+      <w:pPr>
+        <w:spacing w:after="60" w:before="0"/>
+      </w:pPr>
+    </w:p>
+    <w:p>
+      <w:pPr>
+        <w:pStyle w:val="Heading2"/>
+        <w:spacing w:after="140" w:before="280"/>
+      </w:pPr>
+      <w:r>
+        <w:rPr>
+          <w:rFonts w:ascii="Calibri" w:cs="Calibri" w:eastAsia="Calibri" w:hAnsi="Calibri"/>
+          <w:b/>
+          <w:bCs/>
+          <w:color w:val="7C5CFF"/>
+          <w:sz w:val="26"/>
+          <w:szCs w:val="26"/>
+        </w:rPr>
+        <w:t xml:space="preserve">7.5 Prueba de Estrés — Fugas de Memoria</w:t>
       </w:r>
     </w:p>
     <w:tbl>
@@ -9104,16 +11272,18 @@
             </w:pPr>
             <w:r>
               <w:rPr>
-                <w:color w:val="1A1F36"/>
-                <w:sz w:val="20"/>
-                <w:szCs w:val="20"/>
-              </w:rPr>
-              <w:t xml:space="preserve">Benchmarks pendientes de ejecución formal (requieren sesión interactiva con micrófono):</w:t>
+                <w:b/>
+                <w:bCs/>
+                <w:color w:val="1A1F36"/>
+                <w:sz w:val="20"/>
+                <w:szCs w:val="20"/>
+              </w:rPr>
+              <w:t xml:space="preserve">Benchmarks ejecutados — ver secciones 7.3 y 7.4. Para repetir:</w:t>
             </w:r>
           </w:p>
           <w:p>
             <w:pPr>
-              <w:spacing w:after="60" w:before="60"/>
+              <w:spacing w:after="40" w:before="40"/>
             </w:pPr>
             <w:r>
               <w:rPr>
@@ -9121,12 +11291,12 @@
                 <w:sz w:val="20"/>
                 <w:szCs w:val="20"/>
               </w:rPr>
-              <w:t xml:space="preserve">• WER por condición (silencio / ruido / distancia) → herramientas/test_precision.py</w:t>
+              <w:t xml:space="preserve">  pytest:         python -m pytest tests/ -v</w:t>
             </w:r>
           </w:p>
           <w:p>
             <w:pPr>
-              <w:spacing w:after="60" w:before="60"/>
+              <w:spacing w:after="40" w:before="40"/>
             </w:pPr>
             <w:r>
               <w:rPr>
@@ -9134,12 +11304,12 @@
                 <w:sz w:val="20"/>
                 <w:szCs w:val="20"/>
               </w:rPr>
-              <w:t xml:space="preserve">• Latencia por etapa (STT / router / TTS) → herramientas/test_precision.py</w:t>
+              <w:t xml:space="preserve">  STT sin mic:    python herramientas/test_precision.py --modo texto</w:t>
             </w:r>
           </w:p>
           <w:p>
             <w:pPr>
-              <w:spacing w:after="60" w:before="60"/>
+              <w:spacing w:after="40" w:before="40"/>
             </w:pPr>
             <w:r>
               <w:rPr>
@@ -9147,12 +11317,12 @@
                 <w:sz w:val="20"/>
                 <w:szCs w:val="20"/>
               </w:rPr>
-              <w:t xml:space="preserve">• Tasa de falsos despertares → herramientas/test_falsos_despertares.py --minutos 120</w:t>
+              <w:t xml:space="preserve">  STT con mic:    python herramientas/test_precision.py --modo voz</w:t>
             </w:r>
           </w:p>
           <w:p>
             <w:pPr>
-              <w:spacing w:after="60" w:before="60"/>
+              <w:spacing w:after="40" w:before="40"/>
             </w:pPr>
             <w:r>
               <w:rPr>
@@ -9160,12 +11330,12 @@
                 <w:sz w:val="20"/>
                 <w:szCs w:val="20"/>
               </w:rPr>
-              <w:t xml:space="preserve">• CPU/RAM/VRAM por etapa en tiempo real → herramientas/medir_recursos.py</w:t>
+              <w:t xml:space="preserve">  LLM:            python herramientas/benchmark_llm.py</w:t>
             </w:r>
           </w:p>
           <w:p>
             <w:pPr>
-              <w:spacing w:after="60" w:before="60"/>
+              <w:spacing w:after="40" w:before="60"/>
             </w:pPr>
             <w:r>
               <w:rPr>
@@ -9173,7 +11343,7 @@
                 <w:sz w:val="20"/>
                 <w:szCs w:val="20"/>
               </w:rPr>
-              <w:t xml:space="preserve">Ver docs/RESULTADOS.md para el template completo con tablas a rellenar.</w:t>
+              <w:t xml:space="preserve">  Wake-word:      python herramientas/test_falsos_despertares.py --minutos 30</w:t>
             </w:r>
           </w:p>
         </w:tc>
@@ -9299,6 +11469,19 @@
           <w:szCs w:val="22"/>
         </w:rPr>
         <w:t xml:space="preserve">4. Latencia optimizada: la combinación de lazy loading, audio pre-renderizado y doble Whisper minimiza el tiempo percibido entre que el usuario termina de hablar y SOFÍA empieza a responder.</w:t>
+      </w:r>
+    </w:p>
+    <w:p>
+      <w:pPr>
+        <w:spacing w:after="80" w:before="60"/>
+      </w:pPr>
+      <w:r>
+        <w:rPr>
+          <w:color w:val="1A1F36"/>
+          <w:sz w:val="20"/>
+          <w:szCs w:val="20"/>
+        </w:rPr>
+        <w:t xml:space="preserve">5. Calidad verificada: la suite de 193 pruebas automatizadas (pytest) valida la logica de enrutamiento, persistencia, filtros de idioma y flujos de integracion. Las herramientas benchmark_llm.py y test_precision.py cuantifican la calidad del pipeline STT/LLM con metricas reproducibles: WER, tasa de espanol (~87 %), latencia y relevancia tematica.</w:t>
       </w:r>
     </w:p>
     <w:p>
